--- a/Files/01 - Bereshis/02 - Noach/5786/Noach 5786.docx
+++ b/Files/01 - Bereshis/02 - Noach/5786/Noach 5786.docx
@@ -394,7 +394,7 @@
         <w:rPr>
           <w:rFonts w:ascii="Times New Roman" w:hAnsi="Times New Roman" w:cs="Times New Roman"/>
         </w:rPr>
-        <w:t xml:space="preserve"> quoted in</w:t>
+        <w:t xml:space="preserve"> quoted in </w:t>
       </w:r>
       <w:r>
         <w:rPr>
@@ -1421,7 +1421,7 @@
         <w:rPr>
           <w:rFonts w:ascii="Times New Roman" w:hAnsi="Times New Roman" w:cs="Times New Roman"/>
         </w:rPr>
-        <w:t>He was putting in efforts for</w:t>
+        <w:t xml:space="preserve">He was putting in efforts for </w:t>
       </w:r>
       <w:r>
         <w:rPr>

--- a/Files/01 - Bereshis/02 - Noach/5786/Noach 5786.docx
+++ b/Files/01 - Bereshis/02 - Noach/5786/Noach 5786.docx
@@ -394,7 +394,7 @@
         <w:rPr>
           <w:rFonts w:ascii="Times New Roman" w:hAnsi="Times New Roman" w:cs="Times New Roman"/>
         </w:rPr>
-        <w:t xml:space="preserve"> quoted in </w:t>
+        <w:t xml:space="preserve"> quoted in</w:t>
       </w:r>
       <w:r>
         <w:rPr>
@@ -1261,7 +1261,7 @@
           <w:rFonts w:ascii="Times New Roman" w:hAnsi="Times New Roman" w:cs="Times New Roman" w:hint="cs"/>
           <w:rtl/>
         </w:rPr>
-        <w:t>מצות</w:t>
+        <w:t>מצוות</w:t>
       </w:r>
       <w:r>
         <w:rPr>
@@ -1421,7 +1421,7 @@
         <w:rPr>
           <w:rFonts w:ascii="Times New Roman" w:hAnsi="Times New Roman" w:cs="Times New Roman"/>
         </w:rPr>
-        <w:t xml:space="preserve">He was putting in efforts for </w:t>
+        <w:t>He was putting in efforts for</w:t>
       </w:r>
       <w:r>
         <w:rPr>

--- a/Files/01 - Bereshis/02 - Noach/5786/Noach 5786.docx
+++ b/Files/01 - Bereshis/02 - Noach/5786/Noach 5786.docx
@@ -260,7 +260,13 @@
         <w:rPr>
           <w:rFonts w:ascii="Times New Roman" w:hAnsi="Times New Roman" w:cs="Times New Roman"/>
         </w:rPr>
-        <w:t xml:space="preserve"> intimating to and what is the </w:t>
+        <w:t xml:space="preserve"> intimating,</w:t>
+      </w:r>
+      <w:r>
+        <w:rPr>
+          <w:rFonts w:ascii="Times New Roman" w:hAnsi="Times New Roman" w:cs="Times New Roman"/>
+        </w:rPr>
+        <w:t xml:space="preserve">and what is the </w:t>
       </w:r>
       <w:r>
         <w:rPr>
@@ -394,7 +400,7 @@
         <w:rPr>
           <w:rFonts w:ascii="Times New Roman" w:hAnsi="Times New Roman" w:cs="Times New Roman"/>
         </w:rPr>
-        <w:t xml:space="preserve"> quoted in </w:t>
+        <w:t xml:space="preserve"> quoted in</w:t>
       </w:r>
       <w:r>
         <w:rPr>
@@ -1421,7 +1427,7 @@
         <w:rPr>
           <w:rFonts w:ascii="Times New Roman" w:hAnsi="Times New Roman" w:cs="Times New Roman"/>
         </w:rPr>
-        <w:t xml:space="preserve">He was putting in efforts for </w:t>
+        <w:t>He was putting in efforts for</w:t>
       </w:r>
       <w:r>
         <w:rPr>
@@ -1903,6 +1909,12 @@
           <w:rFonts w:ascii="Times New Roman" w:hAnsi="Times New Roman" w:cs="Times New Roman"/>
         </w:rPr>
         <w:t>] The Brisker Rav said</w:t>
+      </w:r>
+      <w:r>
+        <w:rPr>
+          <w:rFonts w:ascii="Times New Roman" w:hAnsi="Times New Roman" w:cs="Times New Roman"/>
+        </w:rPr>
+        <w:t>,</w:t>
       </w:r>
       <w:r>
         <w:rPr>

--- a/Files/01 - Bereshis/02 - Noach/5786/Noach 5786.docx
+++ b/Files/01 - Bereshis/02 - Noach/5786/Noach 5786.docx
@@ -400,7 +400,7 @@
         <w:rPr>
           <w:rFonts w:ascii="Times New Roman" w:hAnsi="Times New Roman" w:cs="Times New Roman"/>
         </w:rPr>
-        <w:t xml:space="preserve"> quoted in</w:t>
+        <w:t xml:space="preserve"> quoted in </w:t>
       </w:r>
       <w:r>
         <w:rPr>
@@ -1427,7 +1427,7 @@
         <w:rPr>
           <w:rFonts w:ascii="Times New Roman" w:hAnsi="Times New Roman" w:cs="Times New Roman"/>
         </w:rPr>
-        <w:t>He was putting in efforts for</w:t>
+        <w:t xml:space="preserve">He was putting in efforts for </w:t>
       </w:r>
       <w:r>
         <w:rPr>
